--- a/templates/word/Priced_Variation_Notice_TEMPLATE.docx
+++ b/templates/word/Priced_Variation_Notice_TEMPLATE.docx
@@ -3016,8 +3016,6 @@
           <w:sz w:val="16"/>
         </w:rPr>
         <w:t>💡 TIP: When printing for client, print only Page 1. Keep Page 2 for your records.</w:t>
-        <w:br/>
-        <w:t>This template is part of the Builder Template Pack. Visit [WEBSITE] for more resources.</w:t>
       </w:r>
     </w:p>
     <w:sectPr>
